--- a/docs/docx/module/genomic_med_prs_questions_only.docx
+++ b/docs/docx/module/genomic_med_prs_questions_only.docx
@@ -15,7 +15,7 @@
         <w:pStyle w:val="Date"/>
       </w:pPr>
       <w:r>
-        <w:t xml:space="preserve">2026-07-22</w:t>
+        <w:t xml:space="preserve">2026-08-26</w:t>
       </w:r>
     </w:p>
     <w:tbl>
